--- a/example_articles/states/Ohio/1.states_Ohio_New_York_Times.docx
+++ b/example_articles/states/Ohio/1.states_Ohio_New_York_Times.docx
@@ -27,17 +27,17 @@
     </w:p>
     <w:p>
       <w:r>
-        <w:t>Source File: NYT/46.DOCX</w:t>
+        <w:t>Source file: NYT/46.DOCX</w:t>
       </w:r>
     </w:p>
     <w:p>
       <w:r>
-        <w:t>Raw locations result: ['Ohio']</w:t>
+        <w:t>Raw locations result, 'locations': ['Ohio']</w:t>
       </w:r>
     </w:p>
     <w:p>
       <w:r>
-        <w:t>states_stand_flat (Standardized): Ohio</w:t>
+        <w:t>Standardized locations result, 'states_stand_flat': Ohio</w:t>
       </w:r>
     </w:p>
     <w:p>

--- a/example_articles/states/Ohio/1.states_Ohio_New_York_Times.docx
+++ b/example_articles/states/Ohio/1.states_Ohio_New_York_Times.docx
@@ -7,7 +7,7 @@
         <w:pStyle w:val="Heading1"/>
       </w:pPr>
       <w:r>
-        <w:t>45 Return to the Place Where the Future Began</w:t>
+        <w:t>Jury Selected in Ohio Obscenity Trial</w:t>
       </w:r>
     </w:p>
     <w:p>
@@ -17,12 +17,12 @@
     </w:p>
     <w:p>
       <w:r>
-        <w:t>Date: 1990-10-04</w:t>
+        <w:t>Date: 1990-09-28</w:t>
       </w:r>
     </w:p>
     <w:p>
       <w:r>
-        <w:t>Section: Section B; Page 4, Column 1; Metropolitan Desk</w:t>
+        <w:t>Section: Section A; Page 10, Column 1; National Desk</w:t>
       </w:r>
     </w:p>
     <w:p>
@@ -49,59 +49,73 @@
     </w:p>
     <w:p>
       <w:r>
-        <w:t>Grown men do not often gather to pay homage to their junior high school, especially when it existed for only seven years.</w:t>
+        <w:t>Lawyers in the Mapplethorpe obscenity trial completed a delicate chess game of jury selection today after four days of painstaking interrogation, paving the way for opening statements on Friday.</w:t>
         <w:br/>
-        <w:t>But a quarter century after their school's founding, the graduates of the Msgr. William Kelly School, a Catholic school for gifted minority and working-class youths, boast of their alma mater with the pride and reverence most people reserve for the tweediest Ivy League institutions.</w:t>
+        <w:t>What emerged was a jury of eight mostly working-class people with little interest in either art or the matter that has brought them together.</w:t>
         <w:br/>
-        <w:t>Last weekend, 45 men reunited in the basement parish hall of a West Side church to celebrate the school and teachers who helped open their eyes to a world beyond cramped housing projects and blue-collar careers. They returned as doctors, lawyers, executives,social workers and, in some cases, with paunches, thinning hair and children in tow.</w:t>
+        <w:t>A secretary, a sales clerk, a warehouse manager, a telephone repairman, a data processor, an X-ray technician, an engineer and a shipping worker, only three of whom had been to an art museum, were chosen to decide, among other things, what is art and what is not. The case is believed to be the first in which a museum has been prosecuted for work it exhibited.</w:t>
         <w:br/>
-        <w:t>''Kelly was a turning point for me,'' said Michael Schneider, a physician who flew in from Ohio to attend the reunion. He grew up in the Bronx, the son of a janitor who had emigrated from Romania. ''It made me optimistic about the future.''</w:t>
-        <w:br/>
-        <w:t>Many said their experiences at the school, which they called simply Kelly, not only awakened them to possibilities, but also to a responsibility to use their talents to improve their communities. The school has produced several public interest lawyers, government officials and entreprenuers who have employed inner-city residents. Many alumni said the epitome of that philosophy was Brother Brian Carty, a teacher and principal at Kelly who was their mentor, friend and booster.</w:t>
+        <w:t>At issue are 7 of 175 photographs that appeared in the exhibition of the work of Robert Mapplethorpe at the Contemporary Arts Center here last spring. The disputed photographs showed adult men in sado-masochistic and erotic poses and children with their genitals exposed.</w:t>
         <w:br/>
         <w:t xml:space="preserve"> </w:t>
         <w:br/>
-        <w:t>'Create and Take Risks'</w:t>
+        <w:t>The Jury's Task</w:t>
         <w:br/>
-        <w:t>''We always emphasized that the only change that is going to take place is by us creating that change,'' said Brother Brian, a 46-year-old beefy, bespectacled man whose easy smile is topped by a thick, bushy moustache. ''They did not have to be passive and accept what is, but had to create and take risks.''</w:t>
+        <w:t>The composition of the jury is considered almost as crucial as the testimony it will hear.</w:t>
         <w:br/>
-        <w:t>The Roman Catholic Archdiocese of New York took a bit of a gamble itself when it opened the school in 1965 to meet the needs of talented inner-city children who were not sufficiently challenged by the traditional curriculum. The 270-students who attended the school had to pass a stringent test and be recommended by their parochial and public school principals before being admitted to Kelly, which served grades six through eight.</w:t>
+        <w:t>The jurors will have to determine whether the average person, applying community standards, would find that the work as a whole appeals to prurient interests, depicts sexual practices in a patently offensive way and whether it lacks serious literary or artistic value.</w:t>
         <w:br/>
-        <w:t>The school benefited from a synergy with the social ferment of the civil rights and Vietnam eras. In contrast to local schools, which reflected the de facto segregation of New York's balkanized neighborhoods, Kelly students came from the five boroughs and all races.</w:t>
+        <w:t>The jurors' exposure to art and culture and their personal opinions on homosexuality, child nudity and morality in general were seen as pivotal to such decision-making, and thus were the basis of the lawyers' questions and dismissals of some prospective jurors.</w:t>
         <w:br/>
-        <w:t>''These kids were all bright and different,'' said Dr. Schneider. ''It was the first time for many with a lot of other black kids or Hispanics.''</w:t>
+        <w:t>The prosecution sought to create a jury of conservative churchgoers and lifelong residents of Cincinnati indifferent to or uninterested in art. To that end, the prosecutors asked the prospective jurors whether they collected art, whether they had ever taken an art class and whether and for what reason they ever visited a museum.</w:t>
+        <w:br/>
+        <w:t>''Why did you have cause to visit an art museum?'' Frank Prouty, the lead prosecutor, asked each prospective juror. ''Was it for a field trip?''</w:t>
         <w:br/>
         <w:t xml:space="preserve"> </w:t>
         <w:br/>
-        <w:t>Big Payoff Came Later</w:t>
+        <w:t>Arts Supporters Sought</w:t>
         <w:br/>
-        <w:t>They received an education that emphasized the basics of reading and writing, but also valued independent study and group projects. Courses in psychology, theology, cinema and philosophy and frequent field trips rounded out their education and spurred them to think about their place in the world.</w:t>
+        <w:t>Defense lawyers sought to sculpt a jury of culturally literate and well-traveled supporters of the arts. But with few such people in the pool of 50 prospective jurors - only 3 out of the 50 had seen the exhibition, which 81,000 people had attended - the defense urged the prospective jurors to think beyond the conventional concept of art.</w:t>
         <w:br/>
-        <w:t>''We told the kids they had the ability and they had to start using their heads,'' Brother Brian said. ''We expected a great deal from them and didn't let them coast.'' He said the payoff came when a number of Kelly's alumni were admitted to New England boarding schools or the city's elite public high schools and later went on to Ivy League colleges.</w:t>
+        <w:t>''Do you realize that not all art has to be pretty?'' H. Louis Sirkin, a defense attorney, repeatedly asked several prospective jurors.</w:t>
         <w:br/>
-        <w:t>''Kelly helped me see the big picture,'' said Kevin Allen, a third-year opthamology resident at Harlem Hospital who graduated from Kelly in 1968. ''A lot of kids today don't think they can be leaders, but Kelly brought that across, that the world wasn't just the five blocks up and down my street.''</w:t>
+        <w:t>Sixteen people were rejected as jurors, among them a University of Michigan graduate who had seen the exhibition, an interior designer who had once gone on a European history tour, an evangelical Christian and a man who had never been to a museum in his life.</w:t>
+        <w:br/>
+        <w:t>What was left was a jury of four men and four women with only one college graduate - the engineer - and only one who has ever seen any of Mr. Mapplethorpe's work - the shipping worker, who said she had flipped through a co-worker's book on him once.</w:t>
         <w:br/>
         <w:t xml:space="preserve"> </w:t>
         <w:br/>
-        <w:t>Closed in 1972</w:t>
+        <w:t>Seven From the Suburbs</w:t>
         <w:br/>
-        <w:t>Dr. Allen added that the spirit of service he learned at Kelly has influenced him to plan to open an office in the inner city when he finishes his residency. ''There's a huge need in the inner city for eye care, from young people who need glasses for school to old people who have glaucoma.''</w:t>
+        <w:t>The defense was hoping the jury would be composed of mostly city residents who would be more liberal and open to life styles unlike their own. What it got was the reverse. Only one of the eight jurors, the sales clerk, is from Cincinnati. The seven others are from the conservative suburbs of Hamilton County, where anti-pornography sentiment are viewed as strongest.</w:t>
         <w:br/>
-        <w:t>Neftali Martinez credited the lessons he learned at the school with having helped him rebuild his life after it was torn apart by drug abuse and a fling with the fast life on the streets. ''If it hadn't been for Kelly I would have been lost or dead,'' said Mr. Martinez, 36, a treatment team leader at Creedmore Psychiatric Hospital who said he used drugs while at Kelly. ''But there was this connection to the world of ideas, Kelly kept me anchored and helped me realize I have this talent.'' He said he now tries to impart the lessons he learned both on the streets and at Kelly to a group of troubled teen-agers that meets regularly at a West Side church.</w:t>
+        <w:t>But perhaps the most dramatic moments of the selection process were the responses from three women who never made it to the jury.</w:t>
         <w:br/>
-        <w:t>The Kelly school closed in 1972, the victim of diminished archdiocesan funds and dwindling numbers of the De La Salle Christian Brothers, the religious order that ran the school. But Brother Brian, determined that today's poor urban youths need such a school more than ever, kept alive his dream of reopening the school. In 1984 he and a group of Kelly alumni, many of whom had remained in New York, opened the De La Salle Academy on the Upper West Side, which is supported by donations and a tuition assessed on a sliding scale.</w:t>
+        <w:t>One woman, who said she had never seen Playboy or Penthouse magazines, said she did not think she could bear to look at the seven photographs.</w:t>
         <w:br/>
-        <w:t>The unfulfilled promises of the 1960's, combined with crack, unemployment and broken families make the job more difficult, and hiring for the school is a more expensive now that most of the 12-member faculty is composed of lay teachers. But Brother Brian vowed to promote the values of service and achievement to a new group of students that he hopes will become a new generation of urban leaders.</w:t>
-        <w:br/>
-        <w:t>His only fear is that they may become victims of their success. ''Too many kids want to leave the city and escape to the suburbs,'' he said. ''But who can blame them?''</w:t>
-        <w:br/>
-        <w:br/>
-        <w:t>Graphic</w:t>
-        <w:br/>
+        <w:t>Another woman told the court she did not think she should be on the jury either. ''Because of my moral and Christian beliefs, I don't think I can be fair,'' the woman said.</w:t>
         <w:br/>
         <w:t xml:space="preserve"> </w:t>
         <w:br/>
-        <w:t>Photo: Brother Brian Carty, mentor for many of the graduates of the Msgr. William Kelly School, was joined at the school's 25th anniversary celebration by students of his new school, De La Salle Academy. From left were Monica Welby, Monique Jennings and Barrence Anthony, back to camera. (Lee Romero for The New York Times)</w:t>
+        <w:t>Women Urged to Reconsider</w:t>
+        <w:br/>
+        <w:t>In both instances Judge David Albanese, against the requests of defense lawyers, allowed questioning to continue, and encouraged the women to reconsider their requests not to sit on the jury. The women were eventually dismissed, however.</w:t>
+        <w:br/>
+        <w:t>A third woman, who worked in the church of Rev. Jerry Kirk, a leader of the National Coalition Against Pornography, acknowledged she had attended one of the group's conventions and was on the mailing list of the city's most vocal anti-pornography group, Concerned Citizens for Community Values. But she insisted she could be a fair and impartial juror.</w:t>
+        <w:br/>
+        <w:t>She said she had seen photocopies of two of the disputed pictures and had already formed an opinion: they were ''not morally decent'' and should not have been shown in a museum.</w:t>
+        <w:br/>
+        <w:t>''Is it your opinion that the pictures should not be shown for any purpose?'' asked Marc D. Mezibov, a defense lawyer. ''Yes,'' the woman said. ''Anywhere?'' he asked. ''Yes,'' she said.  ''Any time?'' he asked. ''Yes,'' she said.  ''To anyone?'' he asked. ''Yes,'' she said.  'An Opinionated Lady'</w:t>
+        <w:br/>
+        <w:t>Mr. Mezibov then asked that she be dismissed because she had already formed an opinion on the case. But Judge Albanese rejected the request, saying: ''The lady gave me the impression she would follow the law. She's an opinionated lady.''</w:t>
+        <w:br/>
+        <w:t>The ruling forced the defense to make her one of the six prospective jurors it could dismiss without reason, a provision intended to allow attorneys to remove jurors for subtleties in opinion or demeanor rather than clear-cut cases of inappropriateness.</w:t>
+        <w:br/>
+        <w:t>At day's end Judge Albanese expressed satisfaction with the outcome as he addressed the new jury, which is scheduled to tour the Contemporary Arts Center before opening arguments are heard on Friday.</w:t>
+        <w:br/>
+        <w:t>''You're participating in a case that has some unique questions of law that have not been answered,'' the judge said.</w:t>
+        <w:br/>
+        <w:t>''I'm impressed with the selection we have in the jury box,'' he continued. ''I feel I can look at you and have you look back at me and feel we're on the same wavelength.''</w:t>
       </w:r>
     </w:p>
     <w:sectPr>

--- a/example_articles/states/Ohio/1.states_Ohio_New_York_Times.docx
+++ b/example_articles/states/Ohio/1.states_Ohio_New_York_Times.docx
@@ -7,7 +7,9 @@
         <w:pStyle w:val="Heading1"/>
       </w:pPr>
       <w:r>
-        <w:t>Jury Selected in Ohio Obscenity Trial</w:t>
+        <w:t>TV REVIEW;</w:t>
+        <w:br/>
+        <w:t>'CHAMPION,' STORY OF RAY MANCINI</w:t>
       </w:r>
     </w:p>
     <w:p>
@@ -17,17 +19,17 @@
     </w:p>
     <w:p>
       <w:r>
-        <w:t>Date: 1990-09-28</w:t>
+        <w:t>Date: 1985-05-01</w:t>
       </w:r>
     </w:p>
     <w:p>
       <w:r>
-        <w:t>Section: Section A; Page 10, Column 1; National Desk</w:t>
+        <w:t>Section: Section C; Page 26, Column 3; Cultural Desk; REVIEW</w:t>
       </w:r>
     </w:p>
     <w:p>
       <w:r>
-        <w:t>Source file: NYT/46.DOCX</w:t>
+        <w:t>Source file: NYT/39.DOCX</w:t>
       </w:r>
     </w:p>
     <w:p>
@@ -49,73 +51,35 @@
     </w:p>
     <w:p>
       <w:r>
-        <w:t>Lawyers in the Mapplethorpe obscenity trial completed a delicate chess game of jury selection today after four days of painstaking interrogation, paving the way for opening statements on Friday.</w:t>
+        <w:t>''HEART OF A CHAMPION: THE RAY MANCINI STORY'' isn't as good as it should be, and that's a pity. In theory, it has everything going for it: hopes blighted, hopes redeemed, sentiment and sports. We should care when Ray Mancini wins the lightweight championship, but on television it's just another fight. Hollywood once did this kind of thing better. The ''CBS Wednesday Night Movie'' will be seen on Channel 2 at 9 o'clock tonight.</w:t>
         <w:br/>
-        <w:t>What emerged was a jury of eight mostly working-class people with little interest in either art or the matter that has brought them together.</w:t>
+        <w:t>Meanwhile, there has been a controversy about the movie, and that's a pity, too. ''Heart of a Champion'' ends with Ray Mancini winning the championship in November 1982. It does not show his fight with Duk Koo Kim six months later. Mr. Kim went into a coma after being knocked out and died five days afterward.</w:t>
         <w:br/>
-        <w:t>A secretary, a sales clerk, a warehouse manager, a telephone repairman, a data processor, an X-ray technician, an engineer and a shipping worker, only three of whom had been to an art museum, were chosen to decide, among other things, what is art and what is not. The case is believed to be the first in which a museum has been prosecuted for work it exhibited.</w:t>
+        <w:t>John Corry reviews CBS television program The Heart of a Champion: The Ray Mancini story; photo</w:t>
         <w:br/>
-        <w:t>At issue are 7 of 175 photographs that appeared in the exhibition of the work of Robert Mapplethorpe at the Contemporary Arts Center here last spring. The disputed photographs showed adult men in sado-masochistic and erotic poses and children with their genitals exposed.</w:t>
+        <w:t>Therefore, the American Medical Association, among others, has criticized ''Heart of a Champion.'' Dr. George Lundberg, editor of the A.M.A. Journal, said the movie, by not acknowledging the death, ''is at the very least unbalanced.'' Even Richard Michaels, the director of ''Heart of a Champion,'' seems to have had reservations. In an interview, he said that boxing was ''very animal'' and that it probably should be banned.</w:t>
+        <w:br/>
+        <w:t>But a movie sets its own perimeters, and ''Heart of a Champion'' isn't about the death of Mr. Kim. Why should it be? More to the point, it isn't very animal, either. It is vaguely anti-boxing when it shows Ray Mancini's father, Lenny, played by Robert Blake, acting a little punch drunk, but mostly it's about the dreams of working-class people. The dreams are awfully tidy, and so are the people.</w:t>
+        <w:br/>
+        <w:t>''Heart of a Champion'' opens in Youngstown, Ohio. It is 1971. Ray Mancini, as a boy, is playing touch football with his mom (Mariclare Costello). ''Just like your dad,'' she says, ''always charging straight ahead.'' Then young Ray looks at Dad's faded press clippings. He was going to fight for the lightweight title, but World War II got in the way. Shrapnel in France effectively ended his career.</w:t>
+        <w:br/>
+        <w:t>It's clear where we're going: Ray, played by Doug McKeon, will redeem his father's dream. He overcomes his parents' misgivings - Mom wants him to go to college; Dad says boxing is a lonely game - and starts to fight. He runs, he spars, he trains; a truly terrible rock score is supposed to heighten our emotion.</w:t>
+        <w:br/>
+        <w:t>That's one problem: there's not much emotion to heighten. Everything goes in a straight line. We know what's going to happen. The movie tries for social context, but that's bland, too. When Ray announces that he's turning pro, a steel worker, presumably unemployed (actually, he looks like an associate professor) stops him.</w:t>
+        <w:br/>
+        <w:t>''You know what happened to your father,'' he says. ''It's like what happened to us at the mills. We worked hard. We did the best we could, and then one day they came along and took it away from us. Well, don't let them take nothing away from you.''</w:t>
+        <w:br/>
+        <w:t>And they don't, but you will wish they had tried. ''Heart of a Champion'' looks good, and it has some fine actors - Mr. Blake, especially - but not nearly enough happens. It's almost sanitized. Mr. Blake works up some honest feelings - ''Ever since you was a little kid, you've been my pride and joy,'' he tells Mr. McKeon - but mostly he must look stoic. We want tears, pain and sentiment. The movie isn't terrible, but the sensibilities just aren't there.</w:t>
+        <w:br/>
+        <w:t>''Heart of a Champion'' is a Rare Titles production, in association with Robert Papazian Productions. Sylvester Stallone, who did this kind of thing better in ''Rocky,'' is executive producer. The script is by Dennis Nemec.</w:t>
+        <w:br/>
+        <w:br/>
+        <w:t>Graphic</w:t>
+        <w:br/>
         <w:br/>
         <w:t xml:space="preserve"> </w:t>
         <w:br/>
-        <w:t>The Jury's Task</w:t>
-        <w:br/>
-        <w:t>The composition of the jury is considered almost as crucial as the testimony it will hear.</w:t>
-        <w:br/>
-        <w:t>The jurors will have to determine whether the average person, applying community standards, would find that the work as a whole appeals to prurient interests, depicts sexual practices in a patently offensive way and whether it lacks serious literary or artistic value.</w:t>
-        <w:br/>
-        <w:t>The jurors' exposure to art and culture and their personal opinions on homosexuality, child nudity and morality in general were seen as pivotal to such decision-making, and thus were the basis of the lawyers' questions and dismissals of some prospective jurors.</w:t>
-        <w:br/>
-        <w:t>The prosecution sought to create a jury of conservative churchgoers and lifelong residents of Cincinnati indifferent to or uninterested in art. To that end, the prosecutors asked the prospective jurors whether they collected art, whether they had ever taken an art class and whether and for what reason they ever visited a museum.</w:t>
-        <w:br/>
-        <w:t>''Why did you have cause to visit an art museum?'' Frank Prouty, the lead prosecutor, asked each prospective juror. ''Was it for a field trip?''</w:t>
-        <w:br/>
-        <w:t xml:space="preserve"> </w:t>
-        <w:br/>
-        <w:t>Arts Supporters Sought</w:t>
-        <w:br/>
-        <w:t>Defense lawyers sought to sculpt a jury of culturally literate and well-traveled supporters of the arts. But with few such people in the pool of 50 prospective jurors - only 3 out of the 50 had seen the exhibition, which 81,000 people had attended - the defense urged the prospective jurors to think beyond the conventional concept of art.</w:t>
-        <w:br/>
-        <w:t>''Do you realize that not all art has to be pretty?'' H. Louis Sirkin, a defense attorney, repeatedly asked several prospective jurors.</w:t>
-        <w:br/>
-        <w:t>Sixteen people were rejected as jurors, among them a University of Michigan graduate who had seen the exhibition, an interior designer who had once gone on a European history tour, an evangelical Christian and a man who had never been to a museum in his life.</w:t>
-        <w:br/>
-        <w:t>What was left was a jury of four men and four women with only one college graduate - the engineer - and only one who has ever seen any of Mr. Mapplethorpe's work - the shipping worker, who said she had flipped through a co-worker's book on him once.</w:t>
-        <w:br/>
-        <w:t xml:space="preserve"> </w:t>
-        <w:br/>
-        <w:t>Seven From the Suburbs</w:t>
-        <w:br/>
-        <w:t>The defense was hoping the jury would be composed of mostly city residents who would be more liberal and open to life styles unlike their own. What it got was the reverse. Only one of the eight jurors, the sales clerk, is from Cincinnati. The seven others are from the conservative suburbs of Hamilton County, where anti-pornography sentiment are viewed as strongest.</w:t>
-        <w:br/>
-        <w:t>But perhaps the most dramatic moments of the selection process were the responses from three women who never made it to the jury.</w:t>
-        <w:br/>
-        <w:t>One woman, who said she had never seen Playboy or Penthouse magazines, said she did not think she could bear to look at the seven photographs.</w:t>
-        <w:br/>
-        <w:t>Another woman told the court she did not think she should be on the jury either. ''Because of my moral and Christian beliefs, I don't think I can be fair,'' the woman said.</w:t>
-        <w:br/>
-        <w:t xml:space="preserve"> </w:t>
-        <w:br/>
-        <w:t>Women Urged to Reconsider</w:t>
-        <w:br/>
-        <w:t>In both instances Judge David Albanese, against the requests of defense lawyers, allowed questioning to continue, and encouraged the women to reconsider their requests not to sit on the jury. The women were eventually dismissed, however.</w:t>
-        <w:br/>
-        <w:t>A third woman, who worked in the church of Rev. Jerry Kirk, a leader of the National Coalition Against Pornography, acknowledged she had attended one of the group's conventions and was on the mailing list of the city's most vocal anti-pornography group, Concerned Citizens for Community Values. But she insisted she could be a fair and impartial juror.</w:t>
-        <w:br/>
-        <w:t>She said she had seen photocopies of two of the disputed pictures and had already formed an opinion: they were ''not morally decent'' and should not have been shown in a museum.</w:t>
-        <w:br/>
-        <w:t>''Is it your opinion that the pictures should not be shown for any purpose?'' asked Marc D. Mezibov, a defense lawyer. ''Yes,'' the woman said. ''Anywhere?'' he asked. ''Yes,'' she said.  ''Any time?'' he asked. ''Yes,'' she said.  ''To anyone?'' he asked. ''Yes,'' she said.  'An Opinionated Lady'</w:t>
-        <w:br/>
-        <w:t>Mr. Mezibov then asked that she be dismissed because she had already formed an opinion on the case. But Judge Albanese rejected the request, saying: ''The lady gave me the impression she would follow the law. She's an opinionated lady.''</w:t>
-        <w:br/>
-        <w:t>The ruling forced the defense to make her one of the six prospective jurors it could dismiss without reason, a provision intended to allow attorneys to remove jurors for subtleties in opinion or demeanor rather than clear-cut cases of inappropriateness.</w:t>
-        <w:br/>
-        <w:t>At day's end Judge Albanese expressed satisfaction with the outcome as he addressed the new jury, which is scheduled to tour the Contemporary Arts Center before opening arguments are heard on Friday.</w:t>
-        <w:br/>
-        <w:t>''You're participating in a case that has some unique questions of law that have not been answered,'' the judge said.</w:t>
-        <w:br/>
-        <w:t>''I'm impressed with the selection we have in the jury box,'' he continued. ''I feel I can look at you and have you look back at me and feel we're on the same wavelength.''</w:t>
+        <w:t>photo of Robert Blake</w:t>
       </w:r>
     </w:p>
     <w:sectPr>
